--- a/docs/deck/Dagar-Feedback-Report.docx
+++ b/docs/deck/Dagar-Feedback-Report.docx
@@ -44,7 +44,7 @@
           <w:color w:val="3F4A57"/>
           <w:sz w:val="21"/>
         </w:rPr>
-        <w:t>Every one of the 15 responses below was left inside the product by a signed-in account that had used it. Nobody is reacting to a screenshot or a demo. Spelling and grammar are exactly as they were typed, and nothing has been left out, including the criticism.</w:t>
+        <w:t>Every one of the 19 responses below was left inside the product by a signed-in account that had used it. Nobody is reacting to a screenshot or a demo. Spelling and grammar are exactly as they were typed, and nothing has been left out, including the criticism.</w:t>
       </w:r>
     </w:p>
     <w:p>
@@ -89,7 +89,7 @@
           <w:color w:val="1A2733"/>
           <w:sz w:val="21"/>
         </w:rPr>
-        <w:t>15 of 15 said Dagar helped them understand something. 14 of 15 would use it again.</w:t>
+        <w:t>18 of 19 said Dagar helped them understand something. 16 of 19 would use it again.</w:t>
       </w:r>
     </w:p>
     <w:p>
@@ -155,7 +155,7 @@
                 <w:color w:val="0F766E"/>
                 <w:sz w:val="20"/>
               </w:rPr>
-              <w:t>██████████████████████</w:t>
+              <w:t>█████████████████████</w:t>
             </w:r>
           </w:p>
         </w:tc>
@@ -175,7 +175,7 @@
                 <w:color w:val="0F766E"/>
                 <w:sz w:val="20"/>
               </w:rPr>
-              <w:t>14</w:t>
+              <w:t>17</w:t>
             </w:r>
           </w:p>
         </w:tc>
@@ -217,7 +217,7 @@
                 <w:color w:val="B45309"/>
                 <w:sz w:val="20"/>
               </w:rPr>
-              <w:t>██</w:t>
+              <w:t>█</w:t>
             </w:r>
           </w:p>
         </w:tc>
@@ -279,6 +279,7 @@
                 <w:color w:val="B45309"/>
                 <w:sz w:val="20"/>
               </w:rPr>
+              <w:t>█</w:t>
             </w:r>
           </w:p>
         </w:tc>
@@ -298,7 +299,7 @@
                 <w:color w:val="B45309"/>
                 <w:sz w:val="20"/>
               </w:rPr>
-              <w:t>0</w:t>
+              <w:t>1</w:t>
             </w:r>
           </w:p>
         </w:tc>
@@ -367,7 +368,7 @@
                 <w:color w:val="0F766E"/>
                 <w:sz w:val="20"/>
               </w:rPr>
-              <w:t>██████████████████████</w:t>
+              <w:t>████████████████████</w:t>
             </w:r>
           </w:p>
         </w:tc>
@@ -387,7 +388,7 @@
                 <w:color w:val="0F766E"/>
                 <w:sz w:val="20"/>
               </w:rPr>
-              <w:t>14</w:t>
+              <w:t>16</w:t>
             </w:r>
           </w:p>
         </w:tc>
@@ -429,7 +430,7 @@
                 <w:color w:val="B45309"/>
                 <w:sz w:val="20"/>
               </w:rPr>
-              <w:t>██</w:t>
+              <w:t>███</w:t>
             </w:r>
           </w:p>
         </w:tc>
@@ -449,7 +450,7 @@
                 <w:color w:val="B45309"/>
                 <w:sz w:val="20"/>
               </w:rPr>
-              <w:t>1</w:t>
+              <w:t>2</w:t>
             </w:r>
           </w:p>
         </w:tc>
@@ -481,68 +482,6 @@
         <w:gridCol w:w="3216"/>
         <w:gridCol w:w="3216"/>
       </w:tblGrid>
-      <w:tr>
-        <w:tc>
-          <w:tcPr>
-            <w:tcW w:type="dxa" w:w="3456"/>
-          </w:tcPr>
-          <w:p>
-            <w:pPr>
-              <w:spacing w:after="40"/>
-              <w:jc w:val="left"/>
-            </w:pPr>
-            <w:r>
-              <w:rPr>
-                <w:rFonts w:ascii="Calibri" w:hAnsi="Calibri"/>
-                <w:b w:val="0"/>
-                <w:color w:val="3F4A57"/>
-                <w:sz w:val="20"/>
-              </w:rPr>
-              <w:t>More chapters</w:t>
-            </w:r>
-          </w:p>
-        </w:tc>
-        <w:tc>
-          <w:tcPr>
-            <w:tcW w:type="dxa" w:w="4176"/>
-          </w:tcPr>
-          <w:p>
-            <w:pPr>
-              <w:spacing w:after="40"/>
-              <w:jc w:val="left"/>
-            </w:pPr>
-            <w:r>
-              <w:rPr>
-                <w:rFonts w:ascii="Calibri" w:hAnsi="Calibri"/>
-                <w:b w:val="0"/>
-                <w:color w:val="0F766E"/>
-                <w:sz w:val="20"/>
-              </w:rPr>
-              <w:t>███████████</w:t>
-            </w:r>
-          </w:p>
-        </w:tc>
-        <w:tc>
-          <w:tcPr>
-            <w:tcW w:type="dxa" w:w="720"/>
-          </w:tcPr>
-          <w:p>
-            <w:pPr>
-              <w:spacing w:after="40"/>
-              <w:jc w:val="right"/>
-            </w:pPr>
-            <w:r>
-              <w:rPr>
-                <w:rFonts w:ascii="Calibri" w:hAnsi="Calibri"/>
-                <w:b/>
-                <w:color w:val="0F766E"/>
-                <w:sz w:val="20"/>
-              </w:rPr>
-              <w:t>7</w:t>
-            </w:r>
-          </w:p>
-        </w:tc>
-      </w:tr>
       <w:tr>
         <w:tc>
           <w:tcPr>
@@ -600,7 +539,69 @@
                 <w:color w:val="0F766E"/>
                 <w:sz w:val="20"/>
               </w:rPr>
-              <w:t>6</w:t>
+              <w:t>8</w:t>
+            </w:r>
+          </w:p>
+        </w:tc>
+      </w:tr>
+      <w:tr>
+        <w:tc>
+          <w:tcPr>
+            <w:tcW w:type="dxa" w:w="3456"/>
+          </w:tcPr>
+          <w:p>
+            <w:pPr>
+              <w:spacing w:after="40"/>
+              <w:jc w:val="left"/>
+            </w:pPr>
+            <w:r>
+              <w:rPr>
+                <w:rFonts w:ascii="Calibri" w:hAnsi="Calibri"/>
+                <w:b w:val="0"/>
+                <w:color w:val="3F4A57"/>
+                <w:sz w:val="20"/>
+              </w:rPr>
+              <w:t>More chapters</w:t>
+            </w:r>
+          </w:p>
+        </w:tc>
+        <w:tc>
+          <w:tcPr>
+            <w:tcW w:type="dxa" w:w="4176"/>
+          </w:tcPr>
+          <w:p>
+            <w:pPr>
+              <w:spacing w:after="40"/>
+              <w:jc w:val="left"/>
+            </w:pPr>
+            <w:r>
+              <w:rPr>
+                <w:rFonts w:ascii="Calibri" w:hAnsi="Calibri"/>
+                <w:b w:val="0"/>
+                <w:color w:val="0F766E"/>
+                <w:sz w:val="20"/>
+              </w:rPr>
+              <w:t>██████████</w:t>
+            </w:r>
+          </w:p>
+        </w:tc>
+        <w:tc>
+          <w:tcPr>
+            <w:tcW w:type="dxa" w:w="720"/>
+          </w:tcPr>
+          <w:p>
+            <w:pPr>
+              <w:spacing w:after="40"/>
+              <w:jc w:val="right"/>
+            </w:pPr>
+            <w:r>
+              <w:rPr>
+                <w:rFonts w:ascii="Calibri" w:hAnsi="Calibri"/>
+                <w:b/>
+                <w:color w:val="0F766E"/>
+                <w:sz w:val="20"/>
+              </w:rPr>
+              <w:t>8</w:t>
             </w:r>
           </w:p>
         </w:tc>
@@ -642,7 +643,7 @@
                 <w:color w:val="0F766E"/>
                 <w:sz w:val="20"/>
               </w:rPr>
-              <w:t>██</w:t>
+              <w:t>███</w:t>
             </w:r>
           </w:p>
         </w:tc>
@@ -662,7 +663,7 @@
                 <w:color w:val="0F766E"/>
                 <w:sz w:val="20"/>
               </w:rPr>
-              <w:t>1</w:t>
+              <w:t>2</w:t>
             </w:r>
           </w:p>
         </w:tc>
@@ -704,7 +705,7 @@
                 <w:color w:val="0F766E"/>
                 <w:sz w:val="20"/>
               </w:rPr>
-              <w:t>██</w:t>
+              <w:t>█</w:t>
             </w:r>
           </w:p>
         </w:tc>
@@ -813,7 +814,69 @@
                 <w:color w:val="0F766E"/>
                 <w:sz w:val="20"/>
               </w:rPr>
-              <w:t>10</w:t>
+              <w:t>13</w:t>
+            </w:r>
+          </w:p>
+        </w:tc>
+      </w:tr>
+      <w:tr>
+        <w:tc>
+          <w:tcPr>
+            <w:tcW w:type="dxa" w:w="3456"/>
+          </w:tcPr>
+          <w:p>
+            <w:pPr>
+              <w:spacing w:after="40"/>
+              <w:jc w:val="left"/>
+            </w:pPr>
+            <w:r>
+              <w:rPr>
+                <w:rFonts w:ascii="Calibri" w:hAnsi="Calibri"/>
+                <w:b w:val="0"/>
+                <w:color w:val="3F4A57"/>
+                <w:sz w:val="20"/>
+              </w:rPr>
+              <w:t>Other</w:t>
+            </w:r>
+          </w:p>
+        </w:tc>
+        <w:tc>
+          <w:tcPr>
+            <w:tcW w:type="dxa" w:w="4176"/>
+          </w:tcPr>
+          <w:p>
+            <w:pPr>
+              <w:spacing w:after="40"/>
+              <w:jc w:val="left"/>
+            </w:pPr>
+            <w:r>
+              <w:rPr>
+                <w:rFonts w:ascii="Calibri" w:hAnsi="Calibri"/>
+                <w:b w:val="0"/>
+                <w:color w:val="0F766E"/>
+                <w:sz w:val="20"/>
+              </w:rPr>
+              <w:t>████</w:t>
+            </w:r>
+          </w:p>
+        </w:tc>
+        <w:tc>
+          <w:tcPr>
+            <w:tcW w:type="dxa" w:w="720"/>
+          </w:tcPr>
+          <w:p>
+            <w:pPr>
+              <w:spacing w:after="40"/>
+              <w:jc w:val="right"/>
+            </w:pPr>
+            <w:r>
+              <w:rPr>
+                <w:rFonts w:ascii="Calibri" w:hAnsi="Calibri"/>
+                <w:b/>
+                <w:color w:val="0F766E"/>
+                <w:sz w:val="20"/>
+              </w:rPr>
+              <w:t>3</w:t>
             </w:r>
           </w:p>
         </w:tc>
@@ -897,68 +960,6 @@
                 <w:color w:val="3F4A57"/>
                 <w:sz w:val="20"/>
               </w:rPr>
-              <w:t>Other</w:t>
-            </w:r>
-          </w:p>
-        </w:tc>
-        <w:tc>
-          <w:tcPr>
-            <w:tcW w:type="dxa" w:w="4176"/>
-          </w:tcPr>
-          <w:p>
-            <w:pPr>
-              <w:spacing w:after="40"/>
-              <w:jc w:val="left"/>
-            </w:pPr>
-            <w:r>
-              <w:rPr>
-                <w:rFonts w:ascii="Calibri" w:hAnsi="Calibri"/>
-                <w:b w:val="0"/>
-                <w:color w:val="0F766E"/>
-                <w:sz w:val="20"/>
-              </w:rPr>
-              <w:t>███</w:t>
-            </w:r>
-          </w:p>
-        </w:tc>
-        <w:tc>
-          <w:tcPr>
-            <w:tcW w:type="dxa" w:w="720"/>
-          </w:tcPr>
-          <w:p>
-            <w:pPr>
-              <w:spacing w:after="40"/>
-              <w:jc w:val="right"/>
-            </w:pPr>
-            <w:r>
-              <w:rPr>
-                <w:rFonts w:ascii="Calibri" w:hAnsi="Calibri"/>
-                <w:b/>
-                <w:color w:val="0F766E"/>
-                <w:sz w:val="20"/>
-              </w:rPr>
-              <w:t>2</w:t>
-            </w:r>
-          </w:p>
-        </w:tc>
-      </w:tr>
-      <w:tr>
-        <w:tc>
-          <w:tcPr>
-            <w:tcW w:type="dxa" w:w="3456"/>
-          </w:tcPr>
-          <w:p>
-            <w:pPr>
-              <w:spacing w:after="40"/>
-              <w:jc w:val="left"/>
-            </w:pPr>
-            <w:r>
-              <w:rPr>
-                <w:rFonts w:ascii="Calibri" w:hAnsi="Calibri"/>
-                <w:b w:val="0"/>
-                <w:color w:val="3F4A57"/>
-                <w:sz w:val="20"/>
-              </w:rPr>
               <w:t>Parent</w:t>
             </w:r>
           </w:p>
@@ -979,7 +980,7 @@
                 <w:color w:val="0F766E"/>
                 <w:sz w:val="20"/>
               </w:rPr>
-              <w:t>██</w:t>
+              <w:t>█</w:t>
             </w:r>
           </w:p>
         </w:tc>
@@ -1944,6 +1945,234 @@
         <w:t>What confused them:  “What was confusing or did not work”</w:t>
       </w:r>
     </w:p>
+    <w:p>
+      <w:pPr>
+        <w:spacing w:before="200" w:after="40"/>
+      </w:pPr>
+      <w:r>
+        <w:rPr>
+          <w:rFonts w:ascii="Calibri" w:hAnsi="Calibri"/>
+          <w:b/>
+          <w:color w:val="0F766E"/>
+          <w:sz w:val="20"/>
+        </w:rPr>
+        <w:t>16   STUDENT</w:t>
+      </w:r>
+      <w:r>
+        <w:rPr>
+          <w:rFonts w:ascii="Calibri" w:hAnsi="Calibri"/>
+          <w:color w:val="5B6673"/>
+          <w:sz w:val="17"/>
+        </w:rPr>
+        <w:t xml:space="preserve">      2026-08-10  ·  en  ·  ref 4d22bded</w:t>
+      </w:r>
+    </w:p>
+    <w:p>
+      <w:pPr>
+        <w:spacing w:after="60" w:before="0"/>
+      </w:pPr>
+      <w:r>
+        <w:rPr>
+          <w:rFonts w:ascii="Calibri" w:hAnsi="Calibri"/>
+          <w:b w:val="0"/>
+          <w:i w:val="0"/>
+          <w:color w:val="3F4A57"/>
+          <w:sz w:val="18"/>
+        </w:rPr>
+        <w:t>Understood: Yes   ·   Would use again: Yes   ·   Wants most: More practice questions</w:t>
+      </w:r>
+    </w:p>
+    <w:p>
+      <w:pPr>
+        <w:spacing w:after="40" w:before="0"/>
+        <w:ind w:left="288"/>
+      </w:pPr>
+      <w:r>
+        <w:rPr>
+          <w:rFonts w:ascii="Calibri" w:hAnsi="Calibri"/>
+          <w:b w:val="0"/>
+          <w:i/>
+          <w:color w:val="5B6673"/>
+          <w:sz w:val="19"/>
+        </w:rPr>
+        <w:t>No written comment.</w:t>
+      </w:r>
+    </w:p>
+    <w:p>
+      <w:pPr>
+        <w:spacing w:before="200" w:after="40"/>
+      </w:pPr>
+      <w:r>
+        <w:rPr>
+          <w:rFonts w:ascii="Calibri" w:hAnsi="Calibri"/>
+          <w:b/>
+          <w:color w:val="0F766E"/>
+          <w:sz w:val="20"/>
+        </w:rPr>
+        <w:t>17   STUDENT</w:t>
+      </w:r>
+      <w:r>
+        <w:rPr>
+          <w:rFonts w:ascii="Calibri" w:hAnsi="Calibri"/>
+          <w:color w:val="5B6673"/>
+          <w:sz w:val="17"/>
+        </w:rPr>
+        <w:t xml:space="preserve">      2026-08-10  ·  en  ·  ref e0ceeda7</w:t>
+      </w:r>
+    </w:p>
+    <w:p>
+      <w:pPr>
+        <w:spacing w:after="60" w:before="0"/>
+      </w:pPr>
+      <w:r>
+        <w:rPr>
+          <w:rFonts w:ascii="Calibri" w:hAnsi="Calibri"/>
+          <w:b w:val="0"/>
+          <w:i w:val="0"/>
+          <w:color w:val="3F4A57"/>
+          <w:sz w:val="18"/>
+        </w:rPr>
+        <w:t>Understood: Yes   ·   Would use again: Yes   ·   Wants most: More practice questions</w:t>
+      </w:r>
+    </w:p>
+    <w:p>
+      <w:pPr>
+        <w:spacing w:after="40" w:before="0"/>
+        <w:ind w:left="288"/>
+      </w:pPr>
+      <w:r>
+        <w:rPr>
+          <w:rFonts w:ascii="Calibri" w:hAnsi="Calibri"/>
+          <w:b w:val="0"/>
+          <w:i/>
+          <w:color w:val="5B6673"/>
+          <w:sz w:val="19"/>
+        </w:rPr>
+        <w:t>No written comment.</w:t>
+      </w:r>
+    </w:p>
+    <w:p>
+      <w:pPr>
+        <w:spacing w:before="200" w:after="40"/>
+      </w:pPr>
+      <w:r>
+        <w:rPr>
+          <w:rFonts w:ascii="Calibri" w:hAnsi="Calibri"/>
+          <w:b/>
+          <w:color w:val="0F766E"/>
+          <w:sz w:val="20"/>
+        </w:rPr>
+        <w:t>18   STUDENT</w:t>
+      </w:r>
+      <w:r>
+        <w:rPr>
+          <w:rFonts w:ascii="Calibri" w:hAnsi="Calibri"/>
+          <w:color w:val="5B6673"/>
+          <w:sz w:val="17"/>
+        </w:rPr>
+        <w:t xml:space="preserve">      2026-08-10  ·  en  ·  ref ba5ba61b</w:t>
+      </w:r>
+    </w:p>
+    <w:p>
+      <w:pPr>
+        <w:spacing w:after="60" w:before="0"/>
+      </w:pPr>
+      <w:r>
+        <w:rPr>
+          <w:rFonts w:ascii="Calibri" w:hAnsi="Calibri"/>
+          <w:b w:val="0"/>
+          <w:i w:val="0"/>
+          <w:color w:val="3F4A57"/>
+          <w:sz w:val="18"/>
+        </w:rPr>
+        <w:t>Understood: No   ·   Would use again: No   ·   Wants most: More chapters</w:t>
+      </w:r>
+    </w:p>
+    <w:p>
+      <w:pPr>
+        <w:spacing w:after="40" w:before="0"/>
+        <w:ind w:left="288"/>
+      </w:pPr>
+      <w:r>
+        <w:rPr>
+          <w:rFonts w:ascii="Calibri" w:hAnsi="Calibri"/>
+          <w:b w:val="0"/>
+          <w:i/>
+          <w:color w:val="5B6673"/>
+          <w:sz w:val="19"/>
+        </w:rPr>
+        <w:t>No written comment.</w:t>
+      </w:r>
+    </w:p>
+    <w:p>
+      <w:pPr>
+        <w:spacing w:before="200" w:after="40"/>
+      </w:pPr>
+      <w:r>
+        <w:rPr>
+          <w:rFonts w:ascii="Calibri" w:hAnsi="Calibri"/>
+          <w:b/>
+          <w:color w:val="0F766E"/>
+          <w:sz w:val="20"/>
+        </w:rPr>
+        <w:t>19   OTHER</w:t>
+      </w:r>
+      <w:r>
+        <w:rPr>
+          <w:rFonts w:ascii="Calibri" w:hAnsi="Calibri"/>
+          <w:color w:val="5B6673"/>
+          <w:sz w:val="17"/>
+        </w:rPr>
+        <w:t xml:space="preserve">      2026-08-12  ·  en  ·  ref 92472d93</w:t>
+      </w:r>
+    </w:p>
+    <w:p>
+      <w:pPr>
+        <w:spacing w:after="60" w:before="0"/>
+      </w:pPr>
+      <w:r>
+        <w:rPr>
+          <w:rFonts w:ascii="Calibri" w:hAnsi="Calibri"/>
+          <w:b w:val="0"/>
+          <w:i w:val="0"/>
+          <w:color w:val="3F4A57"/>
+          <w:sz w:val="18"/>
+        </w:rPr>
+        <w:t>Understood: Yes   ·   Would use again: maybe   ·   Wants most: Other</w:t>
+      </w:r>
+    </w:p>
+    <w:p>
+      <w:pPr>
+        <w:spacing w:after="40" w:before="0"/>
+        <w:ind w:left="288"/>
+      </w:pPr>
+      <w:r>
+        <w:rPr>
+          <w:rFonts w:ascii="Calibri" w:hAnsi="Calibri"/>
+          <w:b w:val="0"/>
+          <w:i w:val="0"/>
+          <w:color w:val="1A2733"/>
+          <w:sz w:val="20"/>
+        </w:rPr>
+        <w:t>What worked:  “Hey, I am Purahan from Atharv's class, He sent me this to try, It is genuinely a very good website which would really help a 6th, 7th or 8th grader :)”</w:t>
+      </w:r>
+    </w:p>
+    <w:p>
+      <w:pPr>
+        <w:spacing w:after="40" w:before="0"/>
+        <w:ind w:left="288"/>
+      </w:pPr>
+      <w:r>
+        <w:rPr>
+          <w:rFonts w:ascii="Calibri" w:hAnsi="Calibri"/>
+          <w:b w:val="0"/>
+          <w:i w:val="0"/>
+          <w:color w:val="1A2733"/>
+          <w:sz w:val="20"/>
+        </w:rPr>
+        <w:t>What confused them:  “Some questions didn't have the table required for the answer or anything like it asked to fill the blank cell without any other information which is not possible. Other than that the quiz was smooth and the interface is very clean.”</w:t>
+      </w:r>
+    </w:p>
     <w:sectPr>
       <w:pgSz w:w="12240" w:h="15840"/>
       <w:pgMar w:top="1152" w:right="1296" w:bottom="1152" w:left="1296" w:header="720" w:footer="720" w:gutter="0"/>

--- a/docs/deck/Dagar-Feedback-Report.docx
+++ b/docs/deck/Dagar-Feedback-Report.docx
@@ -2154,7 +2154,7 @@
           <w:color w:val="1A2733"/>
           <w:sz w:val="20"/>
         </w:rPr>
-        <w:t>What worked:  “Hey, I am Purahan from Atharv's class, He sent me this to try, It is genuinely a very good website which would really help a 6th, 7th or 8th grader :)”</w:t>
+        <w:t>What worked:  “Hey, I am P. from A.'s class, He sent me this to try, It is genuinely a very good website which would really help a 6th, 7th or 8th grader :)”</w:t>
       </w:r>
     </w:p>
     <w:p>
